--- a/public_html/8/Обратная связь - 8.docx
+++ b/public_html/8/Обратная связь - 8.docx
@@ -11,46 +11,8 @@
       </w:r>
     </w:p>
     <w:p>
-      <w:pPr>
-        <w:pStyle w:val="a7"/>
-        <w:numPr>
-          <w:ilvl w:val="0"/>
-          <w:numId w:val="1"/>
-        </w:numPr>
-        <w:spacing w:line="360" w:lineRule="auto"/>
-      </w:pPr>
       <w:r>
-        <w:t xml:space="preserve">Добавьте отступы в </w:t>
-      </w:r>
-      <w:proofErr w:type="spellStart"/>
-      <w:r>
-        <w:rPr>
-          <w:lang w:val="en-US"/>
-        </w:rPr>
-        <w:t>css</w:t>
-      </w:r>
-      <w:proofErr w:type="spellEnd"/>
-      <w:r>
-        <w:t xml:space="preserve"> код и проверьте расположение фигурных скобок.</w:t>
-      </w:r>
-    </w:p>
-    <w:p>
-      <w:pPr>
-        <w:pStyle w:val="a7"/>
-        <w:numPr>
-          <w:ilvl w:val="0"/>
-          <w:numId w:val="1"/>
-        </w:numPr>
-        <w:spacing w:line="360" w:lineRule="auto"/>
-        <w:rPr>
-          <w:lang w:val="en-US"/>
-        </w:rPr>
-      </w:pPr>
-      <w:r>
-        <w:t>Имеет смысл добавить пару примеров на позиционирование, чтобы было наглядно видно, как они действуют</w:t>
-      </w:r>
-      <w:r>
-        <w:t>.</w:t>
+        <w:t>Замечаний нет</w:t>
       </w:r>
     </w:p>
     <w:p>
@@ -63,351 +25,39 @@
     </w:p>
     <w:p>
       <w:r>
-        <w:t>Добавьте ссылку</w:t>
-      </w:r>
-      <w:r>
-        <w:t xml:space="preserve"> </w:t>
-      </w:r>
-      <w:r>
-        <w:t>на файл</w:t>
-      </w:r>
-      <w:r>
-        <w:t xml:space="preserve"> со страницы </w:t>
-      </w:r>
-      <w:proofErr w:type="spellStart"/>
-      <w:r>
-        <w:t>public_html</w:t>
-      </w:r>
-      <w:proofErr w:type="spellEnd"/>
-      <w:r>
-        <w:t>/8/index.html</w:t>
+        <w:t>Замечаний нет</w:t>
       </w:r>
     </w:p>
     <w:p>
       <w:pPr>
         <w:pStyle w:val="1"/>
+        <w:rPr>
+          <w:rFonts w:asciiTheme="minorHAnsi" w:eastAsiaTheme="minorHAnsi" w:hAnsiTheme="minorHAnsi" w:cstheme="minorBidi"/>
+          <w:color w:val="auto"/>
+          <w:sz w:val="22"/>
+          <w:szCs w:val="22"/>
+        </w:rPr>
       </w:pPr>
       <w:r>
         <w:t>Примеры</w:t>
       </w:r>
     </w:p>
     <w:p>
-      <w:pPr>
-        <w:pStyle w:val="a7"/>
-        <w:numPr>
-          <w:ilvl w:val="0"/>
-          <w:numId w:val="2"/>
-        </w:numPr>
-        <w:spacing w:line="360" w:lineRule="auto"/>
-        <w:rPr>
-          <w:lang w:val="en-US"/>
-        </w:rPr>
-      </w:pPr>
       <w:r>
-        <w:t xml:space="preserve">Сделайте ссылку на страницу с теорией или включите примеры на страницу </w:t>
-      </w:r>
-      <w:proofErr w:type="spellStart"/>
-      <w:r>
-        <w:t>public_html</w:t>
-      </w:r>
-      <w:proofErr w:type="spellEnd"/>
-      <w:r>
-        <w:t>/8/index.html</w:t>
+        <w:t>Замечаний нет</w:t>
       </w:r>
     </w:p>
     <w:p>
       <w:pPr>
-        <w:pStyle w:val="a7"/>
-        <w:numPr>
-          <w:ilvl w:val="0"/>
-          <w:numId w:val="2"/>
-        </w:numPr>
-        <w:spacing w:line="360" w:lineRule="auto"/>
+        <w:pStyle w:val="1"/>
       </w:pPr>
       <w:r>
-        <w:t>Исправьте кодировку.</w:t>
-      </w:r>
-    </w:p>
-    <w:p>
-      <w:pPr>
-        <w:pStyle w:val="a7"/>
-        <w:spacing w:line="360" w:lineRule="auto"/>
-      </w:pPr>
-      <w:r>
-        <w:drawing>
-          <wp:inline distT="0" distB="0" distL="0" distR="0" wp14:anchorId="3C3D4B45" wp14:editId="44F5C245">
-            <wp:extent cx="1911927" cy="1244385"/>
-            <wp:effectExtent l="0" t="0" r="0" b="0"/>
-            <wp:docPr id="217440457" name="Рисунок 1"/>
-            <wp:cNvGraphicFramePr>
-              <a:graphicFrameLocks xmlns:a="http://schemas.openxmlformats.org/drawingml/2006/main" noChangeAspect="1"/>
-            </wp:cNvGraphicFramePr>
-            <a:graphic xmlns:a="http://schemas.openxmlformats.org/drawingml/2006/main">
-              <a:graphicData uri="http://schemas.openxmlformats.org/drawingml/2006/picture">
-                <pic:pic xmlns:pic="http://schemas.openxmlformats.org/drawingml/2006/picture">
-                  <pic:nvPicPr>
-                    <pic:cNvPr id="217440457" name=""/>
-                    <pic:cNvPicPr/>
-                  </pic:nvPicPr>
-                  <pic:blipFill>
-                    <a:blip r:embed="rId5"/>
-                    <a:stretch>
-                      <a:fillRect/>
-                    </a:stretch>
-                  </pic:blipFill>
-                  <pic:spPr>
-                    <a:xfrm>
-                      <a:off x="0" y="0"/>
-                      <a:ext cx="1921324" cy="1250501"/>
-                    </a:xfrm>
-                    <a:prstGeom prst="rect">
-                      <a:avLst/>
-                    </a:prstGeom>
-                  </pic:spPr>
-                </pic:pic>
-              </a:graphicData>
-            </a:graphic>
-          </wp:inline>
-        </w:drawing>
-      </w:r>
-    </w:p>
-    <w:p>
-      <w:pPr>
-        <w:pStyle w:val="a7"/>
-        <w:numPr>
-          <w:ilvl w:val="0"/>
-          <w:numId w:val="2"/>
-        </w:numPr>
-        <w:spacing w:line="360" w:lineRule="auto"/>
-      </w:pPr>
-      <w:r>
-        <w:t xml:space="preserve">Наглядным примером </w:t>
-      </w:r>
-      <w:r>
-        <w:rPr>
-          <w:lang w:val="en-US"/>
-        </w:rPr>
-        <w:t>relative</w:t>
-      </w:r>
-      <w:r>
-        <w:t xml:space="preserve"> позиционирования является сдвиг картинки в обтекающем ее тексте (картинка начинает перекрывать текст, а текст не заходит туда, где должна быть картинка). По вашему примеру эффект не очень заметен.</w:t>
-      </w:r>
-    </w:p>
-    <w:p>
-      <w:pPr>
-        <w:pStyle w:val="a7"/>
-        <w:numPr>
-          <w:ilvl w:val="0"/>
-          <w:numId w:val="2"/>
-        </w:numPr>
-        <w:spacing w:line="360" w:lineRule="auto"/>
-      </w:pPr>
-      <w:r>
-        <w:t>С примером 1</w:t>
-      </w:r>
-      <w:r>
-        <w:t>.</w:t>
-      </w:r>
-      <w:r>
-        <w:t xml:space="preserve">4 не сразу сообразила… </w:t>
-      </w:r>
-      <w:r>
-        <w:br/>
-      </w:r>
-      <w:r>
-        <w:rPr>
-          <w:i/>
-          <w:iCs/>
-        </w:rPr>
-        <w:t xml:space="preserve">Красный блок улетел в правый верхний угол </w:t>
-      </w:r>
-      <w:r>
-        <w:rPr>
-          <w:i/>
-          <w:iCs/>
-          <w:color w:val="EE0000"/>
-        </w:rPr>
-        <w:t>окна</w:t>
-      </w:r>
-      <w:r>
-        <w:rPr>
-          <w:i/>
-          <w:iCs/>
-          <w:color w:val="EE0000"/>
-        </w:rPr>
-        <w:t xml:space="preserve"> – страницы на самом деле. </w:t>
-      </w:r>
-      <w:r>
-        <w:t xml:space="preserve">И этот блок стоит сделать больше, чтобы сразу заметить. </w:t>
-      </w:r>
-      <w:r>
-        <w:t xml:space="preserve"> И текст на нем я бы сделала таким, чтобы было понятно, что это часть 1</w:t>
-      </w:r>
-      <w:r>
-        <w:t>.</w:t>
-      </w:r>
-      <w:r>
-        <w:t>4 примера.</w:t>
-      </w:r>
-    </w:p>
-    <w:p>
-      <w:pPr>
-        <w:pStyle w:val="a7"/>
-        <w:numPr>
-          <w:ilvl w:val="0"/>
-          <w:numId w:val="2"/>
-        </w:numPr>
-        <w:spacing w:line="360" w:lineRule="auto"/>
-      </w:pPr>
-      <w:r>
-        <w:t>Окно с куки стоит сдвинуть с левый угол, чтобы не перекрывал основное содержание.</w:t>
-      </w:r>
-    </w:p>
-    <w:p>
-      <w:pPr>
-        <w:pStyle w:val="a7"/>
-        <w:numPr>
-          <w:ilvl w:val="0"/>
-          <w:numId w:val="2"/>
-        </w:numPr>
-        <w:spacing w:line="360" w:lineRule="auto"/>
-      </w:pPr>
-      <w:r>
-        <w:t xml:space="preserve">Мне понравился пример со </w:t>
-      </w:r>
-      <w:proofErr w:type="spellStart"/>
-      <w:r>
-        <w:t>sticky</w:t>
-      </w:r>
-      <w:proofErr w:type="spellEnd"/>
-    </w:p>
-    <w:p>
-      <w:pPr>
-        <w:pStyle w:val="a7"/>
-        <w:numPr>
-          <w:ilvl w:val="0"/>
-          <w:numId w:val="2"/>
-        </w:numPr>
-        <w:spacing w:line="360" w:lineRule="auto"/>
-      </w:pPr>
-      <w:r>
-        <w:t>В 2</w:t>
-      </w:r>
-      <w:r>
-        <w:rPr>
-          <w:lang w:val="en-US"/>
-        </w:rPr>
-        <w:t>.</w:t>
-      </w:r>
-      <w:r>
-        <w:t>1 не прогрузилась картинка</w:t>
-      </w:r>
-    </w:p>
-    <w:p>
-      <w:pPr>
-        <w:pStyle w:val="a7"/>
-        <w:numPr>
-          <w:ilvl w:val="0"/>
-          <w:numId w:val="2"/>
-        </w:numPr>
-        <w:spacing w:line="360" w:lineRule="auto"/>
-      </w:pPr>
-      <w:r>
-        <w:t xml:space="preserve">В примере со слоями лучше первый элемент вынести на </w:t>
-      </w:r>
-      <w:proofErr w:type="spellStart"/>
-      <w:r>
-        <w:t>передной</w:t>
-      </w:r>
-      <w:proofErr w:type="spellEnd"/>
-      <w:r>
-        <w:t xml:space="preserve"> план. А у вас получилось, что последний элемент на верху и у него максимальной </w:t>
-      </w:r>
-      <w:r>
-        <w:rPr>
-          <w:lang w:val="en-US"/>
-        </w:rPr>
-        <w:t>z</w:t>
-      </w:r>
-      <w:r>
-        <w:t>-</w:t>
-      </w:r>
-      <w:r>
-        <w:rPr>
-          <w:lang w:val="en-US"/>
-        </w:rPr>
-        <w:t>index</w:t>
-      </w:r>
-      <w:r>
-        <w:t>:</w:t>
-      </w:r>
-      <w:r>
-        <w:t xml:space="preserve"> </w:t>
-      </w:r>
-      <w:r>
-        <w:t xml:space="preserve">тут можно у всех троих </w:t>
-      </w:r>
-      <w:r>
-        <w:rPr>
-          <w:lang w:val="en-US"/>
-        </w:rPr>
-        <w:t>z</w:t>
-      </w:r>
-      <w:r>
-        <w:t>-</w:t>
-      </w:r>
-      <w:r>
-        <w:rPr>
-          <w:lang w:val="en-US"/>
-        </w:rPr>
-        <w:t>index</w:t>
-      </w:r>
-      <w:r>
-        <w:t xml:space="preserve"> убрать и получится тоже самое.</w:t>
-      </w:r>
-    </w:p>
-    <w:p>
-      <w:pPr>
-        <w:pStyle w:val="a7"/>
-        <w:numPr>
-          <w:ilvl w:val="0"/>
-          <w:numId w:val="2"/>
-        </w:numPr>
-        <w:spacing w:line="360" w:lineRule="auto"/>
-      </w:pPr>
-      <w:r>
-        <w:t xml:space="preserve">Приведите еще один пример на </w:t>
-      </w:r>
-      <w:proofErr w:type="spellStart"/>
-      <w:r>
-        <w:t>caption-side</w:t>
-      </w:r>
-      <w:proofErr w:type="spellEnd"/>
-      <w:r>
-        <w:t>.</w:t>
-      </w:r>
-    </w:p>
-    <w:p>
-      <w:pPr>
-        <w:pStyle w:val="1"/>
-      </w:pPr>
-      <w:r>
-        <w:lastRenderedPageBreak/>
         <w:t>Практические задания</w:t>
       </w:r>
     </w:p>
     <w:p>
       <w:r>
-        <w:t xml:space="preserve">Имеет смысл приложить файлы заготовок, чтобы тратить время только на позиционирование элементов, а не создание страницы и копирование туда кода из </w:t>
-      </w:r>
-      <w:r>
-        <w:rPr>
-          <w:lang w:val="en-US"/>
-        </w:rPr>
-        <w:t>docx</w:t>
-      </w:r>
-      <w:r>
-        <w:t>.</w:t>
+        <w:t>Кодировка не та применилась</w:t>
       </w:r>
     </w:p>
     <w:sectPr>
@@ -1206,6 +856,7 @@
   <w:style w:type="character" w:default="1" w:styleId="a0">
     <w:name w:val="Default Paragraph Font"/>
     <w:uiPriority w:val="1"/>
+    <w:semiHidden/>
     <w:unhideWhenUsed/>
   </w:style>
   <w:style w:type="table" w:default="1" w:styleId="a1">
